--- a/Base de datos/UD09 - Combinación de tablas y unión de consultas/tarea automoviles/TAREA_BD_UD8-9.docx
+++ b/Base de datos/UD09 - Combinación de tablas y unión de consultas/tarea automoviles/TAREA_BD_UD8-9.docx
@@ -1,6 +1,6 @@
 
 <file path=word/document.xml><?xml version="1.0" encoding="utf-8"?>
-<w:document xmlns:wpc="http://schemas.microsoft.com/office/word/2010/wordprocessingCanvas" xmlns:cx="http://schemas.microsoft.com/office/drawing/2014/chartex" xmlns:mc="http://schemas.openxmlformats.org/markup-compatibility/2006" xmlns:o="urn:schemas-microsoft-com:office:office" xmlns:r="http://schemas.openxmlformats.org/officeDocument/2006/relationships" xmlns:m="http://schemas.openxmlformats.org/officeDocument/2006/math" xmlns:v="urn:schemas-microsoft-com:vml" xmlns:wp14="http://schemas.microsoft.com/office/word/2010/wordprocessingDrawing" xmlns:wp="http://schemas.openxmlformats.org/drawingml/2006/wordprocessingDrawing" xmlns:w10="urn:schemas-microsoft-com:office:word" xmlns:w="http://schemas.openxmlformats.org/wordprocessingml/2006/main" xmlns:w14="http://schemas.microsoft.com/office/word/2010/wordml" xmlns:w15="http://schemas.microsoft.com/office/word/2012/wordml" xmlns:w16se="http://schemas.microsoft.com/office/word/2015/wordml/symex" xmlns:wpg="http://schemas.microsoft.com/office/word/2010/wordprocessingGroup" xmlns:wpi="http://schemas.microsoft.com/office/word/2010/wordprocessingInk" xmlns:wne="http://schemas.microsoft.com/office/word/2006/wordml" xmlns:wps="http://schemas.microsoft.com/office/word/2010/wordprocessingShape" mc:Ignorable="w14 w15 w16se wp14">
+<w:document xmlns:wpc="http://schemas.microsoft.com/office/word/2010/wordprocessingCanvas" xmlns:cx="http://schemas.microsoft.com/office/drawing/2014/chartex" xmlns:cx1="http://schemas.microsoft.com/office/drawing/2015/9/8/chartex" xmlns:cx2="http://schemas.microsoft.com/office/drawing/2015/10/21/chartex" xmlns:cx3="http://schemas.microsoft.com/office/drawing/2016/5/9/chartex" xmlns:cx4="http://schemas.microsoft.com/office/drawing/2016/5/10/chartex" xmlns:cx5="http://schemas.microsoft.com/office/drawing/2016/5/11/chartex" xmlns:cx6="http://schemas.microsoft.com/office/drawing/2016/5/12/chartex" xmlns:cx7="http://schemas.microsoft.com/office/drawing/2016/5/13/chartex" xmlns:cx8="http://schemas.microsoft.com/office/drawing/2016/5/14/chartex" xmlns:mc="http://schemas.openxmlformats.org/markup-compatibility/2006" xmlns:aink="http://schemas.microsoft.com/office/drawing/2016/ink" xmlns:am3d="http://schemas.microsoft.com/office/drawing/2017/model3d" xmlns:o="urn:schemas-microsoft-com:office:office" xmlns:oel="http://schemas.microsoft.com/office/2019/extlst" xmlns:r="http://schemas.openxmlformats.org/officeDocument/2006/relationships" xmlns:m="http://schemas.openxmlformats.org/officeDocument/2006/math" xmlns:v="urn:schemas-microsoft-com:vml" xmlns:wp14="http://schemas.microsoft.com/office/word/2010/wordprocessingDrawing" xmlns:wp="http://schemas.openxmlformats.org/drawingml/2006/wordprocessingDrawing" xmlns:w10="urn:schemas-microsoft-com:office:word" xmlns:w="http://schemas.openxmlformats.org/wordprocessingml/2006/main" xmlns:w14="http://schemas.microsoft.com/office/word/2010/wordml" xmlns:w15="http://schemas.microsoft.com/office/word/2012/wordml" xmlns:w16cex="http://schemas.microsoft.com/office/word/2018/wordml/cex" xmlns:w16cid="http://schemas.microsoft.com/office/word/2016/wordml/cid" xmlns:w16="http://schemas.microsoft.com/office/word/2018/wordml" xmlns:w16sdtdh="http://schemas.microsoft.com/office/word/2020/wordml/sdtdatahash" xmlns:w16se="http://schemas.microsoft.com/office/word/2015/wordml/symex" xmlns:wpg="http://schemas.microsoft.com/office/word/2010/wordprocessingGroup" xmlns:wpi="http://schemas.microsoft.com/office/word/2010/wordprocessingInk" xmlns:wne="http://schemas.microsoft.com/office/word/2006/wordml" xmlns:wps="http://schemas.microsoft.com/office/word/2010/wordprocessingShape" mc:Ignorable="w14 w15 w16se w16cid w16 w16cex w16sdtdh wp14">
   <w:body>
     <w:p>
       <w:pPr>
@@ -118,21 +118,64 @@
       <w:r>
         <w:rPr>
           <w:rFonts w:asciiTheme="minorHAnsi" w:hAnsiTheme="minorHAnsi" w:cstheme="minorHAnsi"/>
-          <w:noProof/>
+        </w:rPr>
+        <w:t xml:space="preserve">Obtener el color de los coches vendidos por el concesionario </w:t>
+      </w:r>
+      <w:r>
+        <w:rPr>
+          <w:rFonts w:asciiTheme="minorHAnsi" w:hAnsiTheme="minorHAnsi" w:cstheme="minorHAnsi"/>
+        </w:rPr>
+        <w:t>‘</w:t>
+      </w:r>
+      <w:r>
+        <w:rPr>
+          <w:rFonts w:asciiTheme="minorHAnsi" w:hAnsiTheme="minorHAnsi" w:cstheme="minorHAnsi"/>
+        </w:rPr>
+        <w:t>acar</w:t>
+      </w:r>
+      <w:r>
+        <w:rPr>
+          <w:rFonts w:asciiTheme="minorHAnsi" w:hAnsiTheme="minorHAnsi" w:cstheme="minorHAnsi"/>
+        </w:rPr>
+        <w:t>’</w:t>
+      </w:r>
+      <w:r>
+        <w:rPr>
+          <w:rFonts w:asciiTheme="minorHAnsi" w:hAnsiTheme="minorHAnsi" w:cstheme="minorHAnsi"/>
+          <w:b/>
+          <w:bCs/>
+        </w:rPr>
+        <w:t>(0.5 puntos)</w:t>
+      </w:r>
+    </w:p>
+    <w:p>
+      <w:pPr>
+        <w:pStyle w:val="NormalWeb"/>
+        <w:spacing w:beforeAutospacing="0" w:afterAutospacing="0"/>
+        <w:ind w:left="720"/>
+        <w:rPr>
+          <w:rFonts w:asciiTheme="minorHAnsi" w:hAnsiTheme="minorHAnsi" w:cstheme="minorHAnsi"/>
+        </w:rPr>
+      </w:pPr>
+    </w:p>
+    <w:p>
+      <w:pPr>
+        <w:pStyle w:val="NormalWeb"/>
+        <w:spacing w:beforeAutospacing="0" w:afterAutospacing="0"/>
+        <w:ind w:left="720"/>
+        <w:rPr>
+          <w:rFonts w:asciiTheme="minorHAnsi" w:hAnsiTheme="minorHAnsi" w:cstheme="minorHAnsi"/>
+        </w:rPr>
+      </w:pPr>
+      <w:r>
+        <w:rPr>
+          <w:rFonts w:asciiTheme="minorHAnsi" w:hAnsiTheme="minorHAnsi" w:cstheme="minorHAnsi"/>
         </w:rPr>
         <w:drawing>
-          <wp:anchor distT="0" distB="0" distL="114300" distR="114300" simplePos="0" relativeHeight="251659264" behindDoc="0" locked="0" layoutInCell="1" allowOverlap="1" wp14:anchorId="0F2B122B" wp14:editId="0264C774">
-            <wp:simplePos x="0" y="0"/>
-            <wp:positionH relativeFrom="page">
-              <wp:posOffset>218440</wp:posOffset>
-            </wp:positionH>
-            <wp:positionV relativeFrom="paragraph">
-              <wp:posOffset>345440</wp:posOffset>
-            </wp:positionV>
-            <wp:extent cx="7153275" cy="1192530"/>
-            <wp:effectExtent l="0" t="0" r="9525" b="7620"/>
-            <wp:wrapSquare wrapText="bothSides"/>
-            <wp:docPr id="1" name="Imagen 1"/>
+          <wp:inline distT="0" distB="0" distL="0" distR="0" wp14:anchorId="0CB0BCE9" wp14:editId="3F6B7FBC">
+            <wp:extent cx="5856728" cy="1172116"/>
+            <wp:effectExtent l="0" t="0" r="0" b="9525"/>
+            <wp:docPr id="1015038943" name="Imagen 1"/>
             <wp:cNvGraphicFramePr>
               <a:graphicFrameLocks xmlns:a="http://schemas.openxmlformats.org/drawingml/2006/main" noChangeAspect="1"/>
             </wp:cNvGraphicFramePr>
@@ -140,17 +183,11 @@
               <a:graphicData uri="http://schemas.openxmlformats.org/drawingml/2006/picture">
                 <pic:pic xmlns:pic="http://schemas.openxmlformats.org/drawingml/2006/picture">
                   <pic:nvPicPr>
-                    <pic:cNvPr id="1" name=""/>
+                    <pic:cNvPr id="1015038943" name=""/>
                     <pic:cNvPicPr/>
                   </pic:nvPicPr>
                   <pic:blipFill>
-                    <a:blip r:embed="rId8">
-                      <a:extLst>
-                        <a:ext uri="{28A0092B-C50C-407E-A947-70E740481C1C}">
-                          <a14:useLocalDpi xmlns:a14="http://schemas.microsoft.com/office/drawing/2010/main" val="0"/>
-                        </a:ext>
-                      </a:extLst>
-                    </a:blip>
+                    <a:blip r:embed="rId8"/>
                     <a:stretch>
                       <a:fillRect/>
                     </a:stretch>
@@ -158,7 +195,7 @@
                   <pic:spPr>
                     <a:xfrm>
                       <a:off x="0" y="0"/>
-                      <a:ext cx="7153275" cy="1192530"/>
+                      <a:ext cx="6024915" cy="1205776"/>
                     </a:xfrm>
                     <a:prstGeom prst="rect">
                       <a:avLst/>
@@ -167,70 +204,9 @@
                 </pic:pic>
               </a:graphicData>
             </a:graphic>
-            <wp14:sizeRelH relativeFrom="margin">
-              <wp14:pctWidth>0</wp14:pctWidth>
-            </wp14:sizeRelH>
-            <wp14:sizeRelV relativeFrom="margin">
-              <wp14:pctHeight>0</wp14:pctHeight>
-            </wp14:sizeRelV>
-          </wp:anchor>
+          </wp:inline>
         </w:drawing>
       </w:r>
-      <w:r>
-        <w:rPr>
-          <w:rFonts w:asciiTheme="minorHAnsi" w:hAnsiTheme="minorHAnsi" w:cstheme="minorHAnsi"/>
-        </w:rPr>
-        <w:t xml:space="preserve">Obtener el color de los coches vendidos por el concesionario </w:t>
-      </w:r>
-      <w:r>
-        <w:rPr>
-          <w:rFonts w:asciiTheme="minorHAnsi" w:hAnsiTheme="minorHAnsi" w:cstheme="minorHAnsi"/>
-        </w:rPr>
-        <w:t>‘</w:t>
-      </w:r>
-      <w:proofErr w:type="spellStart"/>
-      <w:r>
-        <w:rPr>
-          <w:rFonts w:asciiTheme="minorHAnsi" w:hAnsiTheme="minorHAnsi" w:cstheme="minorHAnsi"/>
-        </w:rPr>
-        <w:t>acar</w:t>
-      </w:r>
-      <w:proofErr w:type="spellEnd"/>
-      <w:proofErr w:type="gramStart"/>
-      <w:r>
-        <w:rPr>
-          <w:rFonts w:asciiTheme="minorHAnsi" w:hAnsiTheme="minorHAnsi" w:cstheme="minorHAnsi"/>
-        </w:rPr>
-        <w:t>’</w:t>
-      </w:r>
-      <w:r>
-        <w:rPr>
-          <w:rFonts w:asciiTheme="minorHAnsi" w:hAnsiTheme="minorHAnsi" w:cstheme="minorHAnsi"/>
-          <w:b/>
-          <w:bCs/>
-        </w:rPr>
-        <w:t>(</w:t>
-      </w:r>
-      <w:proofErr w:type="gramEnd"/>
-      <w:r>
-        <w:rPr>
-          <w:rFonts w:asciiTheme="minorHAnsi" w:hAnsiTheme="minorHAnsi" w:cstheme="minorHAnsi"/>
-          <w:b/>
-          <w:bCs/>
-        </w:rPr>
-        <w:t>0.5 puntos)</w:t>
-      </w:r>
-    </w:p>
-    <w:p>
-      <w:pPr>
-        <w:pStyle w:val="NormalWeb"/>
-        <w:spacing w:beforeAutospacing="0" w:afterAutospacing="0"/>
-        <w:ind w:left="720"/>
-        <w:jc w:val="both"/>
-        <w:rPr>
-          <w:rFonts w:asciiTheme="minorHAnsi" w:hAnsiTheme="minorHAnsi" w:cstheme="minorHAnsi"/>
-        </w:rPr>
-      </w:pPr>
     </w:p>
     <w:p>
       <w:pPr>
@@ -259,21 +235,64 @@
       <w:r>
         <w:rPr>
           <w:rFonts w:asciiTheme="minorHAnsi" w:hAnsiTheme="minorHAnsi" w:cstheme="minorHAnsi"/>
-          <w:noProof/>
+        </w:rPr>
+        <w:t xml:space="preserve">Obtener el nombre y el apellido de los clientes que han adquirido un coche modelo ‘gti’ de color </w:t>
+      </w:r>
+      <w:r>
+        <w:rPr>
+          <w:rFonts w:asciiTheme="minorHAnsi" w:hAnsiTheme="minorHAnsi" w:cstheme="minorHAnsi"/>
+        </w:rPr>
+        <w:t>blanco.</w:t>
+      </w:r>
+      <w:r>
+        <w:rPr>
+          <w:rFonts w:asciiTheme="minorHAnsi" w:hAnsiTheme="minorHAnsi" w:cstheme="minorHAnsi"/>
+          <w:b/>
+          <w:bCs/>
+        </w:rPr>
+        <w:t xml:space="preserve"> (</w:t>
+      </w:r>
+      <w:r>
+        <w:rPr>
+          <w:rFonts w:asciiTheme="minorHAnsi" w:hAnsiTheme="minorHAnsi" w:cstheme="minorHAnsi"/>
+          <w:b/>
+          <w:bCs/>
+        </w:rPr>
+        <w:t>0.75 puntos)</w:t>
+      </w:r>
+    </w:p>
+    <w:p>
+      <w:pPr>
+        <w:pStyle w:val="NormalWeb"/>
+        <w:spacing w:beforeAutospacing="0" w:afterAutospacing="0"/>
+        <w:ind w:left="720"/>
+        <w:jc w:val="both"/>
+        <w:rPr>
+          <w:rFonts w:asciiTheme="minorHAnsi" w:hAnsiTheme="minorHAnsi" w:cstheme="minorHAnsi"/>
+          <w:b/>
+          <w:bCs/>
+        </w:rPr>
+      </w:pPr>
+    </w:p>
+    <w:p>
+      <w:pPr>
+        <w:pStyle w:val="NormalWeb"/>
+        <w:spacing w:beforeAutospacing="0" w:afterAutospacing="0"/>
+        <w:ind w:left="720"/>
+        <w:jc w:val="both"/>
+        <w:rPr>
+          <w:rFonts w:asciiTheme="minorHAnsi" w:hAnsiTheme="minorHAnsi" w:cstheme="minorHAnsi"/>
+        </w:rPr>
+      </w:pPr>
+      <w:r>
+        <w:rPr>
+          <w:rFonts w:asciiTheme="minorHAnsi" w:hAnsiTheme="minorHAnsi" w:cstheme="minorHAnsi"/>
         </w:rPr>
         <w:drawing>
-          <wp:anchor distT="0" distB="0" distL="114300" distR="114300" simplePos="0" relativeHeight="251658240" behindDoc="0" locked="0" layoutInCell="1" allowOverlap="1" wp14:anchorId="47F90743" wp14:editId="37986E35">
-            <wp:simplePos x="0" y="0"/>
-            <wp:positionH relativeFrom="page">
-              <wp:posOffset>380365</wp:posOffset>
-            </wp:positionH>
-            <wp:positionV relativeFrom="paragraph">
-              <wp:posOffset>427990</wp:posOffset>
-            </wp:positionV>
-            <wp:extent cx="6877685" cy="686435"/>
-            <wp:effectExtent l="0" t="0" r="0" b="0"/>
-            <wp:wrapSquare wrapText="bothSides"/>
-            <wp:docPr id="2" name="Imagen 2"/>
+          <wp:inline distT="0" distB="0" distL="0" distR="0" wp14:anchorId="0B2C0C2C" wp14:editId="7671A73E">
+            <wp:extent cx="6177915" cy="757555"/>
+            <wp:effectExtent l="0" t="0" r="0" b="4445"/>
+            <wp:docPr id="753577378" name="Imagen 1"/>
             <wp:cNvGraphicFramePr>
               <a:graphicFrameLocks xmlns:a="http://schemas.openxmlformats.org/drawingml/2006/main" noChangeAspect="1"/>
             </wp:cNvGraphicFramePr>
@@ -281,17 +300,11 @@
               <a:graphicData uri="http://schemas.openxmlformats.org/drawingml/2006/picture">
                 <pic:pic xmlns:pic="http://schemas.openxmlformats.org/drawingml/2006/picture">
                   <pic:nvPicPr>
-                    <pic:cNvPr id="1" name=""/>
+                    <pic:cNvPr id="753577378" name=""/>
                     <pic:cNvPicPr/>
                   </pic:nvPicPr>
                   <pic:blipFill>
-                    <a:blip r:embed="rId9">
-                      <a:extLst>
-                        <a:ext uri="{28A0092B-C50C-407E-A947-70E740481C1C}">
-                          <a14:useLocalDpi xmlns:a14="http://schemas.microsoft.com/office/drawing/2010/main" val="0"/>
-                        </a:ext>
-                      </a:extLst>
-                    </a:blip>
+                    <a:blip r:embed="rId9"/>
                     <a:stretch>
                       <a:fillRect/>
                     </a:stretch>
@@ -299,7 +312,7 @@
                   <pic:spPr>
                     <a:xfrm>
                       <a:off x="0" y="0"/>
-                      <a:ext cx="6877685" cy="686435"/>
+                      <a:ext cx="6177915" cy="757555"/>
                     </a:xfrm>
                     <a:prstGeom prst="rect">
                       <a:avLst/>
@@ -308,56 +321,8 @@
                 </pic:pic>
               </a:graphicData>
             </a:graphic>
-            <wp14:sizeRelH relativeFrom="margin">
-              <wp14:pctWidth>0</wp14:pctWidth>
-            </wp14:sizeRelH>
-            <wp14:sizeRelV relativeFrom="margin">
-              <wp14:pctHeight>0</wp14:pctHeight>
-            </wp14:sizeRelV>
-          </wp:anchor>
+          </wp:inline>
         </w:drawing>
-      </w:r>
-      <w:r>
-        <w:rPr>
-          <w:rFonts w:asciiTheme="minorHAnsi" w:hAnsiTheme="minorHAnsi" w:cstheme="minorHAnsi"/>
-        </w:rPr>
-        <w:t>Obtener el nombre y el apellido de los clientes que han adquirido un coche modelo ‘</w:t>
-      </w:r>
-      <w:proofErr w:type="spellStart"/>
-      <w:r>
-        <w:rPr>
-          <w:rFonts w:asciiTheme="minorHAnsi" w:hAnsiTheme="minorHAnsi" w:cstheme="minorHAnsi"/>
-        </w:rPr>
-        <w:t>gti</w:t>
-      </w:r>
-      <w:proofErr w:type="spellEnd"/>
-      <w:r>
-        <w:rPr>
-          <w:rFonts w:asciiTheme="minorHAnsi" w:hAnsiTheme="minorHAnsi" w:cstheme="minorHAnsi"/>
-        </w:rPr>
-        <w:t xml:space="preserve">’ de color </w:t>
-      </w:r>
-      <w:r>
-        <w:rPr>
-          <w:rFonts w:asciiTheme="minorHAnsi" w:hAnsiTheme="minorHAnsi" w:cstheme="minorHAnsi"/>
-        </w:rPr>
-        <w:t>blanco.</w:t>
-      </w:r>
-      <w:r>
-        <w:rPr>
-          <w:rFonts w:asciiTheme="minorHAnsi" w:hAnsiTheme="minorHAnsi" w:cstheme="minorHAnsi"/>
-          <w:b/>
-          <w:bCs/>
-        </w:rPr>
-        <w:t xml:space="preserve"> (</w:t>
-      </w:r>
-      <w:r>
-        <w:rPr>
-          <w:rFonts w:asciiTheme="minorHAnsi" w:hAnsiTheme="minorHAnsi" w:cstheme="minorHAnsi"/>
-          <w:b/>
-          <w:bCs/>
-        </w:rPr>
-        <w:t>0.75 puntos)</w:t>
       </w:r>
     </w:p>
     <w:p>
@@ -399,19 +364,211 @@
         <w:rPr>
           <w:rFonts w:asciiTheme="minorHAnsi" w:hAnsiTheme="minorHAnsi" w:cstheme="minorHAnsi"/>
         </w:rPr>
+        <w:t>Obtener el nombre y apellido de los clientes que han adquirido un automóvil a un concesionario que posea actualmente coches en stock del modelo ‘gti’</w:t>
+      </w:r>
+      <w:r>
+        <w:rPr>
+          <w:rFonts w:asciiTheme="minorHAnsi" w:hAnsiTheme="minorHAnsi" w:cstheme="minorHAnsi"/>
+          <w:b/>
+          <w:bCs/>
+        </w:rPr>
+        <w:t>(0.75 puntos)</w:t>
+      </w:r>
+    </w:p>
+    <w:p>
+      <w:pPr>
+        <w:pStyle w:val="NormalWeb"/>
+        <w:spacing w:beforeAutospacing="0" w:afterAutospacing="0"/>
+        <w:ind w:left="720"/>
+        <w:jc w:val="both"/>
+        <w:rPr>
+          <w:rFonts w:asciiTheme="minorHAnsi" w:hAnsiTheme="minorHAnsi" w:cstheme="minorHAnsi"/>
+        </w:rPr>
+      </w:pPr>
+    </w:p>
+    <w:p>
+      <w:pPr>
+        <w:pStyle w:val="NormalWeb"/>
+        <w:spacing w:beforeAutospacing="0" w:afterAutospacing="0"/>
+        <w:jc w:val="both"/>
+        <w:rPr>
+          <w:rFonts w:asciiTheme="minorHAnsi" w:hAnsiTheme="minorHAnsi" w:cstheme="minorHAnsi"/>
+        </w:rPr>
+      </w:pPr>
+    </w:p>
+    <w:p>
+      <w:pPr>
+        <w:pStyle w:val="NormalWeb"/>
+        <w:spacing w:beforeAutospacing="0" w:afterAutospacing="0"/>
+        <w:jc w:val="both"/>
+        <w:rPr>
+          <w:rFonts w:asciiTheme="minorHAnsi" w:hAnsiTheme="minorHAnsi" w:cstheme="minorHAnsi"/>
+        </w:rPr>
+      </w:pPr>
+    </w:p>
+    <w:p>
+      <w:pPr>
+        <w:pStyle w:val="NormalWeb"/>
+        <w:spacing w:beforeAutospacing="0" w:afterAutospacing="0"/>
+        <w:jc w:val="both"/>
+        <w:rPr>
+          <w:rFonts w:asciiTheme="minorHAnsi" w:hAnsiTheme="minorHAnsi" w:cstheme="minorHAnsi"/>
+        </w:rPr>
+      </w:pPr>
+    </w:p>
+    <w:p>
+      <w:pPr>
+        <w:pStyle w:val="NormalWeb"/>
+        <w:spacing w:beforeAutospacing="0" w:afterAutospacing="0"/>
+        <w:jc w:val="both"/>
+        <w:rPr>
+          <w:rFonts w:asciiTheme="minorHAnsi" w:hAnsiTheme="minorHAnsi" w:cstheme="minorHAnsi"/>
+        </w:rPr>
+      </w:pPr>
+    </w:p>
+    <w:p>
+      <w:pPr>
+        <w:pStyle w:val="NormalWeb"/>
+        <w:spacing w:beforeAutospacing="0" w:afterAutospacing="0"/>
+        <w:jc w:val="both"/>
+        <w:rPr>
+          <w:rFonts w:asciiTheme="minorHAnsi" w:hAnsiTheme="minorHAnsi" w:cstheme="minorHAnsi"/>
+        </w:rPr>
+      </w:pPr>
+    </w:p>
+    <w:p>
+      <w:pPr>
+        <w:pStyle w:val="NormalWeb"/>
+        <w:spacing w:beforeAutospacing="0" w:afterAutospacing="0"/>
+        <w:jc w:val="both"/>
+        <w:rPr>
+          <w:rFonts w:asciiTheme="minorHAnsi" w:hAnsiTheme="minorHAnsi" w:cstheme="minorHAnsi"/>
+        </w:rPr>
+      </w:pPr>
+    </w:p>
+    <w:p>
+      <w:pPr>
+        <w:pStyle w:val="NormalWeb"/>
+        <w:spacing w:beforeAutospacing="0" w:afterAutospacing="0"/>
+        <w:jc w:val="both"/>
+        <w:rPr>
+          <w:rFonts w:asciiTheme="minorHAnsi" w:hAnsiTheme="minorHAnsi" w:cstheme="minorHAnsi"/>
+        </w:rPr>
+      </w:pPr>
+    </w:p>
+    <w:p>
+      <w:pPr>
+        <w:pStyle w:val="NormalWeb"/>
+        <w:spacing w:beforeAutospacing="0" w:afterAutospacing="0"/>
+        <w:jc w:val="both"/>
+        <w:rPr>
+          <w:rFonts w:asciiTheme="minorHAnsi" w:hAnsiTheme="minorHAnsi" w:cstheme="minorHAnsi"/>
+        </w:rPr>
+      </w:pPr>
+    </w:p>
+    <w:p>
+      <w:pPr>
+        <w:pStyle w:val="NormalWeb"/>
+        <w:spacing w:beforeAutospacing="0" w:afterAutospacing="0"/>
+        <w:jc w:val="both"/>
+        <w:rPr>
+          <w:rFonts w:asciiTheme="minorHAnsi" w:hAnsiTheme="minorHAnsi" w:cstheme="minorHAnsi"/>
+        </w:rPr>
+      </w:pPr>
+    </w:p>
+    <w:p>
+      <w:pPr>
+        <w:pStyle w:val="NormalWeb"/>
+        <w:spacing w:beforeAutospacing="0" w:afterAutospacing="0"/>
+        <w:jc w:val="both"/>
+        <w:rPr>
+          <w:rFonts w:asciiTheme="minorHAnsi" w:hAnsiTheme="minorHAnsi" w:cstheme="minorHAnsi"/>
+        </w:rPr>
+      </w:pPr>
+    </w:p>
+    <w:p>
+      <w:pPr>
+        <w:pStyle w:val="NormalWeb"/>
+        <w:spacing w:beforeAutospacing="0" w:afterAutospacing="0"/>
+        <w:jc w:val="both"/>
+        <w:rPr>
+          <w:rFonts w:asciiTheme="minorHAnsi" w:hAnsiTheme="minorHAnsi" w:cstheme="minorHAnsi"/>
+        </w:rPr>
+      </w:pPr>
+    </w:p>
+    <w:p>
+      <w:pPr>
+        <w:pStyle w:val="NormalWeb"/>
+        <w:spacing w:beforeAutospacing="0" w:afterAutospacing="0"/>
+        <w:jc w:val="both"/>
+        <w:rPr>
+          <w:rFonts w:asciiTheme="minorHAnsi" w:hAnsiTheme="minorHAnsi" w:cstheme="minorHAnsi"/>
+        </w:rPr>
+      </w:pPr>
+    </w:p>
+    <w:p>
+      <w:pPr>
+        <w:pStyle w:val="NormalWeb"/>
+        <w:spacing w:beforeAutospacing="0" w:afterAutospacing="0"/>
+        <w:jc w:val="both"/>
+        <w:rPr>
+          <w:rFonts w:asciiTheme="minorHAnsi" w:hAnsiTheme="minorHAnsi" w:cstheme="minorHAnsi"/>
+        </w:rPr>
+      </w:pPr>
+    </w:p>
+    <w:p>
+      <w:pPr>
+        <w:pStyle w:val="NormalWeb"/>
+        <w:numPr>
+          <w:ilvl w:val="0"/>
+          <w:numId w:val="6"/>
+        </w:numPr>
+        <w:spacing w:beforeAutospacing="0" w:afterAutospacing="0"/>
+        <w:jc w:val="both"/>
+        <w:rPr>
+          <w:rFonts w:asciiTheme="minorHAnsi" w:hAnsiTheme="minorHAnsi" w:cstheme="minorHAnsi"/>
+        </w:rPr>
+      </w:pPr>
+      <w:r>
+        <w:rPr>
+          <w:rFonts w:asciiTheme="minorHAnsi" w:hAnsiTheme="minorHAnsi" w:cstheme="minorHAnsi"/>
+        </w:rPr>
+        <w:lastRenderedPageBreak/>
+        <w:t>Obtener el nombre y apellido de los clientes cuyo nombre empieza por ‘a’ y cuyo DNI es mayor que el de alguno de los clientes que son de ‘Madrid’ o menor que el de todos los de ‘Valencia</w:t>
+      </w:r>
+      <w:r>
+        <w:rPr>
+          <w:rFonts w:asciiTheme="minorHAnsi" w:hAnsiTheme="minorHAnsi" w:cstheme="minorHAnsi"/>
+        </w:rPr>
+        <w:t>’ (</w:t>
+      </w:r>
+      <w:r>
+        <w:rPr>
+          <w:rFonts w:asciiTheme="minorHAnsi" w:hAnsiTheme="minorHAnsi" w:cstheme="minorHAnsi"/>
+          <w:b/>
+          <w:bCs/>
+        </w:rPr>
+        <w:t>1 punto)</w:t>
+      </w:r>
+    </w:p>
+    <w:p>
+      <w:pPr>
+        <w:pStyle w:val="NormalWeb"/>
+        <w:spacing w:beforeAutospacing="0" w:afterAutospacing="0"/>
+        <w:jc w:val="right"/>
+        <w:rPr>
+          <w:rFonts w:asciiTheme="minorHAnsi" w:hAnsiTheme="minorHAnsi" w:cstheme="minorHAnsi"/>
+        </w:rPr>
+      </w:pPr>
+      <w:r>
+        <w:rPr>
+          <w:rFonts w:asciiTheme="minorHAnsi" w:hAnsiTheme="minorHAnsi" w:cstheme="minorHAnsi"/>
+        </w:rPr>
         <w:drawing>
-          <wp:anchor distT="0" distB="0" distL="114300" distR="114300" simplePos="0" relativeHeight="251660288" behindDoc="0" locked="0" layoutInCell="1" allowOverlap="1" wp14:anchorId="78FF21F0" wp14:editId="6EC5F284">
-            <wp:simplePos x="0" y="0"/>
-            <wp:positionH relativeFrom="column">
-              <wp:posOffset>-560070</wp:posOffset>
-            </wp:positionH>
-            <wp:positionV relativeFrom="paragraph">
-              <wp:posOffset>407035</wp:posOffset>
-            </wp:positionV>
-            <wp:extent cx="6591300" cy="1080770"/>
-            <wp:effectExtent l="0" t="0" r="0" b="5080"/>
-            <wp:wrapSquare wrapText="bothSides"/>
-            <wp:docPr id="3" name="Imagen 3"/>
+          <wp:inline distT="0" distB="0" distL="0" distR="0" wp14:anchorId="05DA6476" wp14:editId="75550E56">
+            <wp:extent cx="5707067" cy="1031249"/>
+            <wp:effectExtent l="0" t="0" r="8255" b="0"/>
+            <wp:docPr id="1972300556" name="Imagen 1"/>
             <wp:cNvGraphicFramePr>
               <a:graphicFrameLocks xmlns:a="http://schemas.openxmlformats.org/drawingml/2006/main" noChangeAspect="1"/>
             </wp:cNvGraphicFramePr>
@@ -419,17 +576,11 @@
               <a:graphicData uri="http://schemas.openxmlformats.org/drawingml/2006/picture">
                 <pic:pic xmlns:pic="http://schemas.openxmlformats.org/drawingml/2006/picture">
                   <pic:nvPicPr>
-                    <pic:cNvPr id="1" name=""/>
+                    <pic:cNvPr id="1972300556" name=""/>
                     <pic:cNvPicPr/>
                   </pic:nvPicPr>
                   <pic:blipFill>
-                    <a:blip r:embed="rId10">
-                      <a:extLst>
-                        <a:ext uri="{28A0092B-C50C-407E-A947-70E740481C1C}">
-                          <a14:useLocalDpi xmlns:a14="http://schemas.microsoft.com/office/drawing/2010/main" val="0"/>
-                        </a:ext>
-                      </a:extLst>
-                    </a:blip>
+                    <a:blip r:embed="rId10"/>
                     <a:stretch>
                       <a:fillRect/>
                     </a:stretch>
@@ -437,7 +588,7 @@
                   <pic:spPr>
                     <a:xfrm>
                       <a:off x="0" y="0"/>
-                      <a:ext cx="6591300" cy="1080770"/>
+                      <a:ext cx="5729195" cy="1035248"/>
                     </a:xfrm>
                     <a:prstGeom prst="rect">
                       <a:avLst/>
@@ -446,64 +597,9 @@
                 </pic:pic>
               </a:graphicData>
             </a:graphic>
-            <wp14:sizeRelH relativeFrom="margin">
-              <wp14:pctWidth>0</wp14:pctWidth>
-            </wp14:sizeRelH>
-            <wp14:sizeRelV relativeFrom="margin">
-              <wp14:pctHeight>0</wp14:pctHeight>
-            </wp14:sizeRelV>
-          </wp:anchor>
+          </wp:inline>
         </w:drawing>
       </w:r>
-      <w:r>
-        <w:rPr>
-          <w:rFonts w:asciiTheme="minorHAnsi" w:hAnsiTheme="minorHAnsi" w:cstheme="minorHAnsi"/>
-        </w:rPr>
-        <w:t>Obtener el nombre y apellido de los clientes que han adquirido un automóvil a un concesionario que posea actualmente coches en stock del modelo ‘</w:t>
-      </w:r>
-      <w:proofErr w:type="spellStart"/>
-      <w:r>
-        <w:rPr>
-          <w:rFonts w:asciiTheme="minorHAnsi" w:hAnsiTheme="minorHAnsi" w:cstheme="minorHAnsi"/>
-        </w:rPr>
-        <w:t>gti</w:t>
-      </w:r>
-      <w:proofErr w:type="spellEnd"/>
-      <w:proofErr w:type="gramStart"/>
-      <w:r>
-        <w:rPr>
-          <w:rFonts w:asciiTheme="minorHAnsi" w:hAnsiTheme="minorHAnsi" w:cstheme="minorHAnsi"/>
-        </w:rPr>
-        <w:t>’</w:t>
-      </w:r>
-      <w:r>
-        <w:rPr>
-          <w:rFonts w:asciiTheme="minorHAnsi" w:hAnsiTheme="minorHAnsi" w:cstheme="minorHAnsi"/>
-          <w:b/>
-          <w:bCs/>
-        </w:rPr>
-        <w:t>(</w:t>
-      </w:r>
-      <w:proofErr w:type="gramEnd"/>
-      <w:r>
-        <w:rPr>
-          <w:rFonts w:asciiTheme="minorHAnsi" w:hAnsiTheme="minorHAnsi" w:cstheme="minorHAnsi"/>
-          <w:b/>
-          <w:bCs/>
-        </w:rPr>
-        <w:t>0.75 puntos)</w:t>
-      </w:r>
-    </w:p>
-    <w:p>
-      <w:pPr>
-        <w:pStyle w:val="NormalWeb"/>
-        <w:spacing w:beforeAutospacing="0" w:afterAutospacing="0"/>
-        <w:ind w:left="720"/>
-        <w:jc w:val="both"/>
-        <w:rPr>
-          <w:rFonts w:asciiTheme="minorHAnsi" w:hAnsiTheme="minorHAnsi" w:cstheme="minorHAnsi"/>
-        </w:rPr>
-      </w:pPr>
     </w:p>
     <w:p>
       <w:pPr>
@@ -523,36 +619,34 @@
           <w:numId w:val="6"/>
         </w:numPr>
         <w:spacing w:beforeAutospacing="0" w:afterAutospacing="0"/>
+        <w:ind w:hanging="294"/>
         <w:jc w:val="both"/>
-        <w:rPr>
-          <w:rFonts w:asciiTheme="minorHAnsi" w:hAnsiTheme="minorHAnsi" w:cstheme="minorHAnsi"/>
-        </w:rPr>
-      </w:pPr>
-      <w:r>
-        <w:rPr>
-          <w:rFonts w:asciiTheme="minorHAnsi" w:hAnsiTheme="minorHAnsi" w:cstheme="minorHAnsi"/>
-        </w:rPr>
-        <w:t>Obtener el nombre y apellido de los clientes cuyo nombre empieza por ‘a’ y cuyo DNI es mayor que el de alguno de los clientes que son de ‘Madrid’ o menor que el de todos los de ‘Valencia</w:t>
-      </w:r>
-      <w:r>
-        <w:rPr>
-          <w:rFonts w:asciiTheme="minorHAnsi" w:hAnsiTheme="minorHAnsi" w:cstheme="minorHAnsi"/>
-        </w:rPr>
-        <w:t>’ (</w:t>
-      </w:r>
-      <w:r>
         <w:rPr>
           <w:rFonts w:asciiTheme="minorHAnsi" w:hAnsiTheme="minorHAnsi" w:cstheme="minorHAnsi"/>
           <w:b/>
           <w:bCs/>
         </w:rPr>
-        <w:t>1 punto)</w:t>
+      </w:pPr>
+      <w:r>
+        <w:rPr>
+          <w:rFonts w:asciiTheme="minorHAnsi" w:hAnsiTheme="minorHAnsi" w:cstheme="minorHAnsi"/>
+        </w:rPr>
+        <w:t>Obtener los concesionarios cuya cantidad media de automóviles sea mayor que 10.</w:t>
+      </w:r>
+      <w:r>
+        <w:rPr>
+          <w:rFonts w:asciiTheme="minorHAnsi" w:hAnsiTheme="minorHAnsi" w:cstheme="minorHAnsi"/>
+          <w:b/>
+          <w:bCs/>
+        </w:rPr>
+        <w:t>(0.75 puntos)</w:t>
       </w:r>
     </w:p>
     <w:p>
       <w:pPr>
         <w:pStyle w:val="NormalWeb"/>
         <w:spacing w:beforeAutospacing="0" w:afterAutospacing="0"/>
+        <w:ind w:left="720"/>
         <w:jc w:val="both"/>
         <w:rPr>
           <w:rFonts w:asciiTheme="minorHAnsi" w:hAnsiTheme="minorHAnsi" w:cstheme="minorHAnsi"/>
@@ -563,10 +657,10 @@
           <w:rFonts w:asciiTheme="minorHAnsi" w:hAnsiTheme="minorHAnsi" w:cstheme="minorHAnsi"/>
         </w:rPr>
         <w:drawing>
-          <wp:inline distT="0" distB="0" distL="0" distR="0" wp14:anchorId="1040B8F3" wp14:editId="0B9E264F">
-            <wp:extent cx="6177915" cy="908685"/>
-            <wp:effectExtent l="0" t="0" r="0" b="5715"/>
-            <wp:docPr id="4" name="Imagen 4"/>
+          <wp:inline distT="0" distB="0" distL="0" distR="0" wp14:anchorId="18707AD2" wp14:editId="5A7316FC">
+            <wp:extent cx="5591061" cy="1189013"/>
+            <wp:effectExtent l="0" t="0" r="0" b="0"/>
+            <wp:docPr id="326754526" name="Imagen 1"/>
             <wp:cNvGraphicFramePr>
               <a:graphicFrameLocks xmlns:a="http://schemas.openxmlformats.org/drawingml/2006/main" noChangeAspect="1"/>
             </wp:cNvGraphicFramePr>
@@ -574,7 +668,7 @@
               <a:graphicData uri="http://schemas.openxmlformats.org/drawingml/2006/picture">
                 <pic:pic xmlns:pic="http://schemas.openxmlformats.org/drawingml/2006/picture">
                   <pic:nvPicPr>
-                    <pic:cNvPr id="1" name=""/>
+                    <pic:cNvPr id="326754526" name=""/>
                     <pic:cNvPicPr/>
                   </pic:nvPicPr>
                   <pic:blipFill>
@@ -586,7 +680,7 @@
                   <pic:spPr>
                     <a:xfrm>
                       <a:off x="0" y="0"/>
-                      <a:ext cx="6177915" cy="908685"/>
+                      <a:ext cx="5610745" cy="1193199"/>
                     </a:xfrm>
                     <a:prstGeom prst="rect">
                       <a:avLst/>
@@ -602,54 +696,6 @@
     <w:p>
       <w:pPr>
         <w:pStyle w:val="NormalWeb"/>
-        <w:numPr>
-          <w:ilvl w:val="0"/>
-          <w:numId w:val="6"/>
-        </w:numPr>
-        <w:spacing w:beforeAutospacing="0" w:afterAutospacing="0"/>
-        <w:ind w:hanging="294"/>
-        <w:jc w:val="both"/>
-        <w:rPr>
-          <w:rFonts w:asciiTheme="minorHAnsi" w:hAnsiTheme="minorHAnsi" w:cstheme="minorHAnsi"/>
-        </w:rPr>
-      </w:pPr>
-      <w:bookmarkStart w:id="0" w:name="_GoBack"/>
-      <w:r>
-        <w:rPr>
-          <w:rFonts w:asciiTheme="minorHAnsi" w:hAnsiTheme="minorHAnsi" w:cstheme="minorHAnsi"/>
-        </w:rPr>
-        <w:lastRenderedPageBreak/>
-        <w:t xml:space="preserve">Obtener los concesionarios cuya cantidad media de automóviles sea mayor que </w:t>
-      </w:r>
-      <w:bookmarkEnd w:id="0"/>
-      <w:proofErr w:type="gramStart"/>
-      <w:r>
-        <w:rPr>
-          <w:rFonts w:asciiTheme="minorHAnsi" w:hAnsiTheme="minorHAnsi" w:cstheme="minorHAnsi"/>
-        </w:rPr>
-        <w:t>10.</w:t>
-      </w:r>
-      <w:r>
-        <w:rPr>
-          <w:rFonts w:asciiTheme="minorHAnsi" w:hAnsiTheme="minorHAnsi" w:cstheme="minorHAnsi"/>
-          <w:b/>
-          <w:bCs/>
-        </w:rPr>
-        <w:t>(</w:t>
-      </w:r>
-      <w:proofErr w:type="gramEnd"/>
-      <w:r>
-        <w:rPr>
-          <w:rFonts w:asciiTheme="minorHAnsi" w:hAnsiTheme="minorHAnsi" w:cstheme="minorHAnsi"/>
-          <w:b/>
-          <w:bCs/>
-        </w:rPr>
-        <w:t>0.75 puntos)</w:t>
-      </w:r>
-    </w:p>
-    <w:p>
-      <w:pPr>
-        <w:pStyle w:val="NormalWeb"/>
         <w:spacing w:beforeAutospacing="0" w:afterAutospacing="0"/>
         <w:jc w:val="both"/>
         <w:rPr>
@@ -670,14 +716,14 @@
           <w:rFonts w:asciiTheme="minorHAnsi" w:hAnsiTheme="minorHAnsi" w:cstheme="minorHAnsi"/>
         </w:rPr>
       </w:pPr>
-      <w:bookmarkStart w:id="1" w:name="_Hlk65932792"/>
+      <w:bookmarkStart w:id="0" w:name="_Hlk65932792"/>
       <w:r>
         <w:rPr>
           <w:rFonts w:asciiTheme="minorHAnsi" w:hAnsiTheme="minorHAnsi" w:cstheme="minorHAnsi"/>
         </w:rPr>
         <w:t xml:space="preserve">Obtener el DNI de los clientes, el CIF del concesionario y une el nombre y apellido de los clientes en una sola columna que se llame cliente utilizando un JOIN y ordénalo por DNI </w:t>
       </w:r>
-      <w:bookmarkEnd w:id="1"/>
+      <w:bookmarkEnd w:id="0"/>
       <w:r>
         <w:rPr>
           <w:rFonts w:asciiTheme="minorHAnsi" w:hAnsiTheme="minorHAnsi" w:cstheme="minorHAnsi"/>
@@ -725,26 +771,12 @@
           <w:rFonts w:asciiTheme="minorHAnsi" w:hAnsiTheme="minorHAnsi" w:cstheme="minorHAnsi"/>
         </w:rPr>
       </w:pPr>
-      <w:bookmarkStart w:id="2" w:name="_Hlk65932765"/>
-      <w:r>
-        <w:rPr>
-          <w:rFonts w:asciiTheme="minorHAnsi" w:hAnsiTheme="minorHAnsi" w:cstheme="minorHAnsi"/>
-        </w:rPr>
-        <w:t xml:space="preserve">Obtener el </w:t>
-      </w:r>
-      <w:proofErr w:type="spellStart"/>
-      <w:r>
-        <w:rPr>
-          <w:rFonts w:asciiTheme="minorHAnsi" w:hAnsiTheme="minorHAnsi" w:cstheme="minorHAnsi"/>
-        </w:rPr>
-        <w:t>cifc</w:t>
-      </w:r>
-      <w:proofErr w:type="spellEnd"/>
-      <w:r>
-        <w:rPr>
-          <w:rFonts w:asciiTheme="minorHAnsi" w:hAnsiTheme="minorHAnsi" w:cstheme="minorHAnsi"/>
-        </w:rPr>
-        <w:t xml:space="preserve"> del concesionario que no sea de ‘Madrid’ cuya media de vehículos en stock sea la más alta de todas las </w:t>
+      <w:bookmarkStart w:id="1" w:name="_Hlk65932765"/>
+      <w:r>
+        <w:rPr>
+          <w:rFonts w:asciiTheme="minorHAnsi" w:hAnsiTheme="minorHAnsi" w:cstheme="minorHAnsi"/>
+        </w:rPr>
+        <w:t xml:space="preserve">Obtener el cifc del concesionario que no sea de ‘Madrid’ cuya media de vehículos en stock sea la más alta de todas las </w:t>
       </w:r>
       <w:r>
         <w:rPr>
@@ -767,6 +799,65 @@
           <w:bCs/>
         </w:rPr>
         <w:t>1 punto)</w:t>
+      </w:r>
+    </w:p>
+    <w:p>
+      <w:pPr>
+        <w:pStyle w:val="Prrafodelista"/>
+        <w:rPr>
+          <w:rFonts w:asciiTheme="minorHAnsi" w:hAnsiTheme="minorHAnsi" w:cstheme="minorHAnsi"/>
+        </w:rPr>
+      </w:pPr>
+    </w:p>
+    <w:p>
+      <w:pPr>
+        <w:pStyle w:val="NormalWeb"/>
+        <w:spacing w:beforeAutospacing="0" w:afterAutospacing="0"/>
+        <w:ind w:left="720"/>
+        <w:jc w:val="both"/>
+        <w:rPr>
+          <w:rFonts w:asciiTheme="minorHAnsi" w:hAnsiTheme="minorHAnsi" w:cstheme="minorHAnsi"/>
+        </w:rPr>
+      </w:pPr>
+      <w:r>
+        <w:rPr>
+          <w:rFonts w:asciiTheme="minorHAnsi" w:hAnsiTheme="minorHAnsi" w:cstheme="minorHAnsi"/>
+        </w:rPr>
+        <w:drawing>
+          <wp:inline distT="0" distB="0" distL="0" distR="0" wp14:anchorId="18FEFC19" wp14:editId="04A85E01">
+            <wp:extent cx="5911783" cy="872579"/>
+            <wp:effectExtent l="0" t="0" r="0" b="3810"/>
+            <wp:docPr id="656455248" name="Imagen 1"/>
+            <wp:cNvGraphicFramePr>
+              <a:graphicFrameLocks xmlns:a="http://schemas.openxmlformats.org/drawingml/2006/main" noChangeAspect="1"/>
+            </wp:cNvGraphicFramePr>
+            <a:graphic xmlns:a="http://schemas.openxmlformats.org/drawingml/2006/main">
+              <a:graphicData uri="http://schemas.openxmlformats.org/drawingml/2006/picture">
+                <pic:pic xmlns:pic="http://schemas.openxmlformats.org/drawingml/2006/picture">
+                  <pic:nvPicPr>
+                    <pic:cNvPr id="656455248" name=""/>
+                    <pic:cNvPicPr/>
+                  </pic:nvPicPr>
+                  <pic:blipFill>
+                    <a:blip r:embed="rId12"/>
+                    <a:stretch>
+                      <a:fillRect/>
+                    </a:stretch>
+                  </pic:blipFill>
+                  <pic:spPr>
+                    <a:xfrm>
+                      <a:off x="0" y="0"/>
+                      <a:ext cx="5931094" cy="875429"/>
+                    </a:xfrm>
+                    <a:prstGeom prst="rect">
+                      <a:avLst/>
+                    </a:prstGeom>
+                  </pic:spPr>
+                </pic:pic>
+              </a:graphicData>
+            </a:graphic>
+          </wp:inline>
+        </w:drawing>
       </w:r>
     </w:p>
     <w:p>
@@ -800,21 +891,7 @@
         <w:rPr>
           <w:rFonts w:asciiTheme="minorHAnsi" w:hAnsiTheme="minorHAnsi" w:cstheme="minorHAnsi"/>
         </w:rPr>
-        <w:t xml:space="preserve"> coches (</w:t>
-      </w:r>
-      <w:proofErr w:type="spellStart"/>
-      <w:r>
-        <w:rPr>
-          <w:rFonts w:asciiTheme="minorHAnsi" w:hAnsiTheme="minorHAnsi" w:cstheme="minorHAnsi"/>
-        </w:rPr>
-        <w:t>distintonombre</w:t>
-      </w:r>
-      <w:proofErr w:type="spellEnd"/>
-      <w:r>
-        <w:rPr>
-          <w:rFonts w:asciiTheme="minorHAnsi" w:hAnsiTheme="minorHAnsi" w:cstheme="minorHAnsi"/>
-        </w:rPr>
-        <w:t xml:space="preserve"> y </w:t>
+        <w:t xml:space="preserve"> coches (distintonombre y </w:t>
       </w:r>
       <w:r>
         <w:rPr>
@@ -910,54 +987,18 @@
           <w:b/>
           <w:bCs/>
         </w:rPr>
-        <w:t xml:space="preserve"> Hazlo de dos maneras con </w:t>
-      </w:r>
-      <w:proofErr w:type="spellStart"/>
+        <w:t xml:space="preserve"> Hazlo de dos maneras con subconsultas y con JOIN  </w:t>
+      </w:r>
       <w:r>
         <w:rPr>
           <w:rFonts w:asciiTheme="minorHAnsi" w:hAnsiTheme="minorHAnsi" w:cstheme="minorHAnsi"/>
           <w:b/>
           <w:bCs/>
         </w:rPr>
-        <w:t>subconsultas</w:t>
-      </w:r>
-      <w:proofErr w:type="spellEnd"/>
-      <w:r>
-        <w:rPr>
-          <w:rFonts w:asciiTheme="minorHAnsi" w:hAnsiTheme="minorHAnsi" w:cstheme="minorHAnsi"/>
-          <w:b/>
-          <w:bCs/>
-        </w:rPr>
-        <w:t xml:space="preserve"> y con </w:t>
-      </w:r>
-      <w:proofErr w:type="gramStart"/>
-      <w:r>
-        <w:rPr>
-          <w:rFonts w:asciiTheme="minorHAnsi" w:hAnsiTheme="minorHAnsi" w:cstheme="minorHAnsi"/>
-          <w:b/>
-          <w:bCs/>
-        </w:rPr>
-        <w:t xml:space="preserve">JOIN  </w:t>
-      </w:r>
-      <w:r>
-        <w:rPr>
-          <w:rFonts w:asciiTheme="minorHAnsi" w:hAnsiTheme="minorHAnsi" w:cstheme="minorHAnsi"/>
-          <w:b/>
-          <w:bCs/>
-        </w:rPr>
-        <w:t>(</w:t>
-      </w:r>
-      <w:proofErr w:type="gramEnd"/>
-      <w:r>
-        <w:rPr>
-          <w:rFonts w:asciiTheme="minorHAnsi" w:hAnsiTheme="minorHAnsi" w:cstheme="minorHAnsi"/>
-          <w:b/>
-          <w:bCs/>
-        </w:rPr>
-        <w:t>0.75 puntos)</w:t>
-      </w:r>
-    </w:p>
-    <w:bookmarkEnd w:id="2"/>
+        <w:t>(0.75 puntos)</w:t>
+      </w:r>
+    </w:p>
+    <w:bookmarkEnd w:id="1"/>
     <w:p>
       <w:pPr>
         <w:pStyle w:val="Prrafodelista"/>
@@ -970,11 +1011,51 @@
       <w:pPr>
         <w:pStyle w:val="NormalWeb"/>
         <w:spacing w:beforeAutospacing="0" w:afterAutospacing="0"/>
-        <w:jc w:val="both"/>
-        <w:rPr>
-          <w:rFonts w:asciiTheme="minorHAnsi" w:hAnsiTheme="minorHAnsi" w:cstheme="minorHAnsi"/>
-        </w:rPr>
-      </w:pPr>
+        <w:jc w:val="right"/>
+        <w:rPr>
+          <w:rFonts w:asciiTheme="minorHAnsi" w:hAnsiTheme="minorHAnsi" w:cstheme="minorHAnsi"/>
+        </w:rPr>
+      </w:pPr>
+      <w:r>
+        <w:rPr>
+          <w:rFonts w:asciiTheme="minorHAnsi" w:hAnsiTheme="minorHAnsi" w:cstheme="minorHAnsi"/>
+        </w:rPr>
+        <w:drawing>
+          <wp:inline distT="0" distB="0" distL="0" distR="0" wp14:anchorId="76803474" wp14:editId="4D24AAD1">
+            <wp:extent cx="4483403" cy="2228568"/>
+            <wp:effectExtent l="0" t="0" r="0" b="635"/>
+            <wp:docPr id="867836248" name="Imagen 1"/>
+            <wp:cNvGraphicFramePr>
+              <a:graphicFrameLocks xmlns:a="http://schemas.openxmlformats.org/drawingml/2006/main" noChangeAspect="1"/>
+            </wp:cNvGraphicFramePr>
+            <a:graphic xmlns:a="http://schemas.openxmlformats.org/drawingml/2006/main">
+              <a:graphicData uri="http://schemas.openxmlformats.org/drawingml/2006/picture">
+                <pic:pic xmlns:pic="http://schemas.openxmlformats.org/drawingml/2006/picture">
+                  <pic:nvPicPr>
+                    <pic:cNvPr id="867836248" name=""/>
+                    <pic:cNvPicPr/>
+                  </pic:nvPicPr>
+                  <pic:blipFill>
+                    <a:blip r:embed="rId13"/>
+                    <a:stretch>
+                      <a:fillRect/>
+                    </a:stretch>
+                  </pic:blipFill>
+                  <pic:spPr>
+                    <a:xfrm>
+                      <a:off x="0" y="0"/>
+                      <a:ext cx="4544378" cy="2258877"/>
+                    </a:xfrm>
+                    <a:prstGeom prst="rect">
+                      <a:avLst/>
+                    </a:prstGeom>
+                  </pic:spPr>
+                </pic:pic>
+              </a:graphicData>
+            </a:graphic>
+          </wp:inline>
+        </w:drawing>
+      </w:r>
     </w:p>
     <w:p>
       <w:pPr>
@@ -986,8 +1067,9 @@
         <w:rPr>
           <w:noProof/>
         </w:rPr>
+        <w:lastRenderedPageBreak/>
         <w:drawing>
-          <wp:inline distT="0" distB="0" distL="0" distR="0">
+          <wp:inline distT="0" distB="0" distL="0" distR="0" wp14:anchorId="727BC89C" wp14:editId="11CC007C">
             <wp:extent cx="4078477" cy="1811215"/>
             <wp:effectExtent l="0" t="0" r="0" b="0"/>
             <wp:docPr id="6" name="Imagen 6"/>
@@ -1004,7 +1086,7 @@
                     </pic:cNvPicPr>
                   </pic:nvPicPr>
                   <pic:blipFill rotWithShape="1">
-                    <a:blip r:embed="rId12">
+                    <a:blip r:embed="rId14">
                       <a:extLst>
                         <a:ext uri="{28A0092B-C50C-407E-A947-70E740481C1C}">
                           <a14:useLocalDpi xmlns:a14="http://schemas.microsoft.com/office/drawing/2010/main" val="0"/>
@@ -1066,9 +1148,8 @@
         <w:rPr>
           <w:noProof/>
         </w:rPr>
-        <w:lastRenderedPageBreak/>
         <w:drawing>
-          <wp:inline distT="0" distB="0" distL="0" distR="0">
+          <wp:inline distT="0" distB="0" distL="0" distR="0" wp14:anchorId="5A3B599B" wp14:editId="31E970DE">
             <wp:extent cx="4843050" cy="6717323"/>
             <wp:effectExtent l="0" t="0" r="0" b="7620"/>
             <wp:docPr id="5" name="Imagen 5"/>
@@ -1085,7 +1166,7 @@
                     </pic:cNvPicPr>
                   </pic:nvPicPr>
                   <pic:blipFill rotWithShape="1">
-                    <a:blip r:embed="rId13">
+                    <a:blip r:embed="rId15">
                       <a:extLst>
                         <a:ext uri="{28A0092B-C50C-407E-A947-70E740481C1C}">
                           <a14:useLocalDpi xmlns:a14="http://schemas.microsoft.com/office/drawing/2010/main" val="0"/>
@@ -1131,8 +1212,8 @@
       </w:pPr>
     </w:p>
     <w:sectPr>
-      <w:footerReference w:type="default" r:id="rId14"/>
-      <w:headerReference w:type="first" r:id="rId15"/>
+      <w:footerReference w:type="default" r:id="rId16"/>
+      <w:headerReference w:type="first" r:id="rId17"/>
       <w:pgSz w:w="11906" w:h="16838"/>
       <w:pgMar w:top="1244" w:right="845" w:bottom="1276" w:left="1332" w:header="567" w:footer="720" w:gutter="0"/>
       <w:cols w:space="720"/>
@@ -1145,7 +1226,7 @@
 </file>
 
 <file path=word/endnotes.xml><?xml version="1.0" encoding="utf-8"?>
-<w:endnotes xmlns:wpc="http://schemas.microsoft.com/office/word/2010/wordprocessingCanvas" xmlns:cx="http://schemas.microsoft.com/office/drawing/2014/chartex" xmlns:mc="http://schemas.openxmlformats.org/markup-compatibility/2006" xmlns:o="urn:schemas-microsoft-com:office:office" xmlns:r="http://schemas.openxmlformats.org/officeDocument/2006/relationships" xmlns:m="http://schemas.openxmlformats.org/officeDocument/2006/math" xmlns:v="urn:schemas-microsoft-com:vml" xmlns:wp14="http://schemas.microsoft.com/office/word/2010/wordprocessingDrawing" xmlns:wp="http://schemas.openxmlformats.org/drawingml/2006/wordprocessingDrawing" xmlns:w10="urn:schemas-microsoft-com:office:word" xmlns:w="http://schemas.openxmlformats.org/wordprocessingml/2006/main" xmlns:w14="http://schemas.microsoft.com/office/word/2010/wordml" xmlns:w15="http://schemas.microsoft.com/office/word/2012/wordml" xmlns:w16se="http://schemas.microsoft.com/office/word/2015/wordml/symex" xmlns:wpg="http://schemas.microsoft.com/office/word/2010/wordprocessingGroup" xmlns:wpi="http://schemas.microsoft.com/office/word/2010/wordprocessingInk" xmlns:wne="http://schemas.microsoft.com/office/word/2006/wordml" xmlns:wps="http://schemas.microsoft.com/office/word/2010/wordprocessingShape" mc:Ignorable="w14 w15 w16se wp14">
+<w:endnotes xmlns:wpc="http://schemas.microsoft.com/office/word/2010/wordprocessingCanvas" xmlns:cx="http://schemas.microsoft.com/office/drawing/2014/chartex" xmlns:cx1="http://schemas.microsoft.com/office/drawing/2015/9/8/chartex" xmlns:cx2="http://schemas.microsoft.com/office/drawing/2015/10/21/chartex" xmlns:cx3="http://schemas.microsoft.com/office/drawing/2016/5/9/chartex" xmlns:cx4="http://schemas.microsoft.com/office/drawing/2016/5/10/chartex" xmlns:cx5="http://schemas.microsoft.com/office/drawing/2016/5/11/chartex" xmlns:cx6="http://schemas.microsoft.com/office/drawing/2016/5/12/chartex" xmlns:cx7="http://schemas.microsoft.com/office/drawing/2016/5/13/chartex" xmlns:cx8="http://schemas.microsoft.com/office/drawing/2016/5/14/chartex" xmlns:mc="http://schemas.openxmlformats.org/markup-compatibility/2006" xmlns:aink="http://schemas.microsoft.com/office/drawing/2016/ink" xmlns:am3d="http://schemas.microsoft.com/office/drawing/2017/model3d" xmlns:o="urn:schemas-microsoft-com:office:office" xmlns:oel="http://schemas.microsoft.com/office/2019/extlst" xmlns:r="http://schemas.openxmlformats.org/officeDocument/2006/relationships" xmlns:m="http://schemas.openxmlformats.org/officeDocument/2006/math" xmlns:v="urn:schemas-microsoft-com:vml" xmlns:wp14="http://schemas.microsoft.com/office/word/2010/wordprocessingDrawing" xmlns:wp="http://schemas.openxmlformats.org/drawingml/2006/wordprocessingDrawing" xmlns:w10="urn:schemas-microsoft-com:office:word" xmlns:w="http://schemas.openxmlformats.org/wordprocessingml/2006/main" xmlns:w14="http://schemas.microsoft.com/office/word/2010/wordml" xmlns:w15="http://schemas.microsoft.com/office/word/2012/wordml" xmlns:w16cex="http://schemas.microsoft.com/office/word/2018/wordml/cex" xmlns:w16cid="http://schemas.microsoft.com/office/word/2016/wordml/cid" xmlns:w16="http://schemas.microsoft.com/office/word/2018/wordml" xmlns:w16sdtdh="http://schemas.microsoft.com/office/word/2020/wordml/sdtdatahash" xmlns:w16se="http://schemas.microsoft.com/office/word/2015/wordml/symex" xmlns:wpg="http://schemas.microsoft.com/office/word/2010/wordprocessingGroup" xmlns:wpi="http://schemas.microsoft.com/office/word/2010/wordprocessingInk" xmlns:wne="http://schemas.microsoft.com/office/word/2006/wordml" xmlns:wps="http://schemas.microsoft.com/office/word/2010/wordprocessingShape" mc:Ignorable="w14 w15 w16se w16cid w16 w16cex w16sdtdh wp14">
   <w:endnote w:type="separator" w:id="-1">
     <w:p>
       <w:r>
@@ -1164,7 +1245,7 @@
 </file>
 
 <file path=word/footer1.xml><?xml version="1.0" encoding="utf-8"?>
-<w:ftr xmlns:wpc="http://schemas.microsoft.com/office/word/2010/wordprocessingCanvas" xmlns:cx="http://schemas.microsoft.com/office/drawing/2014/chartex" xmlns:mc="http://schemas.openxmlformats.org/markup-compatibility/2006" xmlns:o="urn:schemas-microsoft-com:office:office" xmlns:r="http://schemas.openxmlformats.org/officeDocument/2006/relationships" xmlns:m="http://schemas.openxmlformats.org/officeDocument/2006/math" xmlns:v="urn:schemas-microsoft-com:vml" xmlns:wp14="http://schemas.microsoft.com/office/word/2010/wordprocessingDrawing" xmlns:wp="http://schemas.openxmlformats.org/drawingml/2006/wordprocessingDrawing" xmlns:w10="urn:schemas-microsoft-com:office:word" xmlns:w="http://schemas.openxmlformats.org/wordprocessingml/2006/main" xmlns:w14="http://schemas.microsoft.com/office/word/2010/wordml" xmlns:w15="http://schemas.microsoft.com/office/word/2012/wordml" xmlns:w16se="http://schemas.microsoft.com/office/word/2015/wordml/symex" xmlns:wpg="http://schemas.microsoft.com/office/word/2010/wordprocessingGroup" xmlns:wpi="http://schemas.microsoft.com/office/word/2010/wordprocessingInk" xmlns:wne="http://schemas.microsoft.com/office/word/2006/wordml" xmlns:wps="http://schemas.microsoft.com/office/word/2010/wordprocessingShape" mc:Ignorable="w14 w15 w16se wp14">
+<w:ftr xmlns:wpc="http://schemas.microsoft.com/office/word/2010/wordprocessingCanvas" xmlns:cx="http://schemas.microsoft.com/office/drawing/2014/chartex" xmlns:cx1="http://schemas.microsoft.com/office/drawing/2015/9/8/chartex" xmlns:cx2="http://schemas.microsoft.com/office/drawing/2015/10/21/chartex" xmlns:cx3="http://schemas.microsoft.com/office/drawing/2016/5/9/chartex" xmlns:cx4="http://schemas.microsoft.com/office/drawing/2016/5/10/chartex" xmlns:cx5="http://schemas.microsoft.com/office/drawing/2016/5/11/chartex" xmlns:cx6="http://schemas.microsoft.com/office/drawing/2016/5/12/chartex" xmlns:cx7="http://schemas.microsoft.com/office/drawing/2016/5/13/chartex" xmlns:cx8="http://schemas.microsoft.com/office/drawing/2016/5/14/chartex" xmlns:mc="http://schemas.openxmlformats.org/markup-compatibility/2006" xmlns:aink="http://schemas.microsoft.com/office/drawing/2016/ink" xmlns:am3d="http://schemas.microsoft.com/office/drawing/2017/model3d" xmlns:o="urn:schemas-microsoft-com:office:office" xmlns:oel="http://schemas.microsoft.com/office/2019/extlst" xmlns:r="http://schemas.openxmlformats.org/officeDocument/2006/relationships" xmlns:m="http://schemas.openxmlformats.org/officeDocument/2006/math" xmlns:v="urn:schemas-microsoft-com:vml" xmlns:wp14="http://schemas.microsoft.com/office/word/2010/wordprocessingDrawing" xmlns:wp="http://schemas.openxmlformats.org/drawingml/2006/wordprocessingDrawing" xmlns:w10="urn:schemas-microsoft-com:office:word" xmlns:w="http://schemas.openxmlformats.org/wordprocessingml/2006/main" xmlns:w14="http://schemas.microsoft.com/office/word/2010/wordml" xmlns:w15="http://schemas.microsoft.com/office/word/2012/wordml" xmlns:w16cex="http://schemas.microsoft.com/office/word/2018/wordml/cex" xmlns:w16cid="http://schemas.microsoft.com/office/word/2016/wordml/cid" xmlns:w16="http://schemas.microsoft.com/office/word/2018/wordml" xmlns:w16sdtdh="http://schemas.microsoft.com/office/word/2020/wordml/sdtdatahash" xmlns:w16se="http://schemas.microsoft.com/office/word/2015/wordml/symex" xmlns:wpg="http://schemas.microsoft.com/office/word/2010/wordprocessingGroup" xmlns:wpi="http://schemas.microsoft.com/office/word/2010/wordprocessingInk" xmlns:wne="http://schemas.microsoft.com/office/word/2006/wordml" xmlns:wps="http://schemas.microsoft.com/office/word/2010/wordprocessingShape" mc:Ignorable="w14 w15 w16se w16cid w16 w16cex w16sdtdh wp14">
   <w:p>
     <w:pPr>
       <w:pStyle w:val="Piedepgina1"/>
@@ -1203,7 +1284,7 @@
 </file>
 
 <file path=word/footnotes.xml><?xml version="1.0" encoding="utf-8"?>
-<w:footnotes xmlns:wpc="http://schemas.microsoft.com/office/word/2010/wordprocessingCanvas" xmlns:cx="http://schemas.microsoft.com/office/drawing/2014/chartex" xmlns:mc="http://schemas.openxmlformats.org/markup-compatibility/2006" xmlns:o="urn:schemas-microsoft-com:office:office" xmlns:r="http://schemas.openxmlformats.org/officeDocument/2006/relationships" xmlns:m="http://schemas.openxmlformats.org/officeDocument/2006/math" xmlns:v="urn:schemas-microsoft-com:vml" xmlns:wp14="http://schemas.microsoft.com/office/word/2010/wordprocessingDrawing" xmlns:wp="http://schemas.openxmlformats.org/drawingml/2006/wordprocessingDrawing" xmlns:w10="urn:schemas-microsoft-com:office:word" xmlns:w="http://schemas.openxmlformats.org/wordprocessingml/2006/main" xmlns:w14="http://schemas.microsoft.com/office/word/2010/wordml" xmlns:w15="http://schemas.microsoft.com/office/word/2012/wordml" xmlns:w16se="http://schemas.microsoft.com/office/word/2015/wordml/symex" xmlns:wpg="http://schemas.microsoft.com/office/word/2010/wordprocessingGroup" xmlns:wpi="http://schemas.microsoft.com/office/word/2010/wordprocessingInk" xmlns:wne="http://schemas.microsoft.com/office/word/2006/wordml" xmlns:wps="http://schemas.microsoft.com/office/word/2010/wordprocessingShape" mc:Ignorable="w14 w15 w16se wp14">
+<w:footnotes xmlns:wpc="http://schemas.microsoft.com/office/word/2010/wordprocessingCanvas" xmlns:cx="http://schemas.microsoft.com/office/drawing/2014/chartex" xmlns:cx1="http://schemas.microsoft.com/office/drawing/2015/9/8/chartex" xmlns:cx2="http://schemas.microsoft.com/office/drawing/2015/10/21/chartex" xmlns:cx3="http://schemas.microsoft.com/office/drawing/2016/5/9/chartex" xmlns:cx4="http://schemas.microsoft.com/office/drawing/2016/5/10/chartex" xmlns:cx5="http://schemas.microsoft.com/office/drawing/2016/5/11/chartex" xmlns:cx6="http://schemas.microsoft.com/office/drawing/2016/5/12/chartex" xmlns:cx7="http://schemas.microsoft.com/office/drawing/2016/5/13/chartex" xmlns:cx8="http://schemas.microsoft.com/office/drawing/2016/5/14/chartex" xmlns:mc="http://schemas.openxmlformats.org/markup-compatibility/2006" xmlns:aink="http://schemas.microsoft.com/office/drawing/2016/ink" xmlns:am3d="http://schemas.microsoft.com/office/drawing/2017/model3d" xmlns:o="urn:schemas-microsoft-com:office:office" xmlns:oel="http://schemas.microsoft.com/office/2019/extlst" xmlns:r="http://schemas.openxmlformats.org/officeDocument/2006/relationships" xmlns:m="http://schemas.openxmlformats.org/officeDocument/2006/math" xmlns:v="urn:schemas-microsoft-com:vml" xmlns:wp14="http://schemas.microsoft.com/office/word/2010/wordprocessingDrawing" xmlns:wp="http://schemas.openxmlformats.org/drawingml/2006/wordprocessingDrawing" xmlns:w10="urn:schemas-microsoft-com:office:word" xmlns:w="http://schemas.openxmlformats.org/wordprocessingml/2006/main" xmlns:w14="http://schemas.microsoft.com/office/word/2010/wordml" xmlns:w15="http://schemas.microsoft.com/office/word/2012/wordml" xmlns:w16cex="http://schemas.microsoft.com/office/word/2018/wordml/cex" xmlns:w16cid="http://schemas.microsoft.com/office/word/2016/wordml/cid" xmlns:w16="http://schemas.microsoft.com/office/word/2018/wordml" xmlns:w16sdtdh="http://schemas.microsoft.com/office/word/2020/wordml/sdtdatahash" xmlns:w16se="http://schemas.microsoft.com/office/word/2015/wordml/symex" xmlns:wpg="http://schemas.microsoft.com/office/word/2010/wordprocessingGroup" xmlns:wpi="http://schemas.microsoft.com/office/word/2010/wordprocessingInk" xmlns:wne="http://schemas.microsoft.com/office/word/2006/wordml" xmlns:wps="http://schemas.microsoft.com/office/word/2010/wordprocessingShape" mc:Ignorable="w14 w15 w16se w16cid w16 w16cex w16sdtdh wp14">
   <w:footnote w:type="separator" w:id="-1">
     <w:p>
       <w:r>
@@ -1222,7 +1303,7 @@
 </file>
 
 <file path=word/header1.xml><?xml version="1.0" encoding="utf-8"?>
-<w:hdr xmlns:wpc="http://schemas.microsoft.com/office/word/2010/wordprocessingCanvas" xmlns:cx="http://schemas.microsoft.com/office/drawing/2014/chartex" xmlns:mc="http://schemas.openxmlformats.org/markup-compatibility/2006" xmlns:o="urn:schemas-microsoft-com:office:office" xmlns:r="http://schemas.openxmlformats.org/officeDocument/2006/relationships" xmlns:m="http://schemas.openxmlformats.org/officeDocument/2006/math" xmlns:v="urn:schemas-microsoft-com:vml" xmlns:wp14="http://schemas.microsoft.com/office/word/2010/wordprocessingDrawing" xmlns:wp="http://schemas.openxmlformats.org/drawingml/2006/wordprocessingDrawing" xmlns:w10="urn:schemas-microsoft-com:office:word" xmlns:w="http://schemas.openxmlformats.org/wordprocessingml/2006/main" xmlns:w14="http://schemas.microsoft.com/office/word/2010/wordml" xmlns:w15="http://schemas.microsoft.com/office/word/2012/wordml" xmlns:w16se="http://schemas.microsoft.com/office/word/2015/wordml/symex" xmlns:wpg="http://schemas.microsoft.com/office/word/2010/wordprocessingGroup" xmlns:wpi="http://schemas.microsoft.com/office/word/2010/wordprocessingInk" xmlns:wne="http://schemas.microsoft.com/office/word/2006/wordml" xmlns:wps="http://schemas.microsoft.com/office/word/2010/wordprocessingShape" mc:Ignorable="w14 w15 w16se wp14">
+<w:hdr xmlns:wpc="http://schemas.microsoft.com/office/word/2010/wordprocessingCanvas" xmlns:cx="http://schemas.microsoft.com/office/drawing/2014/chartex" xmlns:cx1="http://schemas.microsoft.com/office/drawing/2015/9/8/chartex" xmlns:cx2="http://schemas.microsoft.com/office/drawing/2015/10/21/chartex" xmlns:cx3="http://schemas.microsoft.com/office/drawing/2016/5/9/chartex" xmlns:cx4="http://schemas.microsoft.com/office/drawing/2016/5/10/chartex" xmlns:cx5="http://schemas.microsoft.com/office/drawing/2016/5/11/chartex" xmlns:cx6="http://schemas.microsoft.com/office/drawing/2016/5/12/chartex" xmlns:cx7="http://schemas.microsoft.com/office/drawing/2016/5/13/chartex" xmlns:cx8="http://schemas.microsoft.com/office/drawing/2016/5/14/chartex" xmlns:mc="http://schemas.openxmlformats.org/markup-compatibility/2006" xmlns:aink="http://schemas.microsoft.com/office/drawing/2016/ink" xmlns:am3d="http://schemas.microsoft.com/office/drawing/2017/model3d" xmlns:o="urn:schemas-microsoft-com:office:office" xmlns:oel="http://schemas.microsoft.com/office/2019/extlst" xmlns:r="http://schemas.openxmlformats.org/officeDocument/2006/relationships" xmlns:m="http://schemas.openxmlformats.org/officeDocument/2006/math" xmlns:v="urn:schemas-microsoft-com:vml" xmlns:wp14="http://schemas.microsoft.com/office/word/2010/wordprocessingDrawing" xmlns:wp="http://schemas.openxmlformats.org/drawingml/2006/wordprocessingDrawing" xmlns:w10="urn:schemas-microsoft-com:office:word" xmlns:w="http://schemas.openxmlformats.org/wordprocessingml/2006/main" xmlns:w14="http://schemas.microsoft.com/office/word/2010/wordml" xmlns:w15="http://schemas.microsoft.com/office/word/2012/wordml" xmlns:w16cex="http://schemas.microsoft.com/office/word/2018/wordml/cex" xmlns:w16cid="http://schemas.microsoft.com/office/word/2016/wordml/cid" xmlns:w16="http://schemas.microsoft.com/office/word/2018/wordml" xmlns:w16sdtdh="http://schemas.microsoft.com/office/word/2020/wordml/sdtdatahash" xmlns:w16se="http://schemas.microsoft.com/office/word/2015/wordml/symex" xmlns:wpg="http://schemas.microsoft.com/office/word/2010/wordprocessingGroup" xmlns:wpi="http://schemas.microsoft.com/office/word/2010/wordprocessingInk" xmlns:wne="http://schemas.microsoft.com/office/word/2006/wordml" xmlns:wps="http://schemas.microsoft.com/office/word/2010/wordprocessingShape" mc:Ignorable="w14 w15 w16se w16cid w16 w16cex w16sdtdh wp14">
   <w:tbl>
     <w:tblPr>
       <w:tblW w:w="10111" w:type="dxa"/>
@@ -1411,7 +1492,7 @@
             <mc:AlternateContent>
               <mc:Choice Requires="wps">
                 <w:drawing>
-                  <wp:anchor distT="0" distB="0" distL="114300" distR="114300" simplePos="0" relativeHeight="251657216" behindDoc="0" locked="0" layoutInCell="1" allowOverlap="1">
+                  <wp:anchor distT="0" distB="0" distL="114300" distR="114300" simplePos="0" relativeHeight="251657216" behindDoc="0" locked="0" layoutInCell="1" allowOverlap="1" wp14:anchorId="3E064EFC" wp14:editId="1310E959">
                     <wp:simplePos x="0" y="0"/>
                     <wp:positionH relativeFrom="column">
                       <wp:posOffset>0</wp:posOffset>
@@ -1863,7 +1944,7 @@
 </file>
 
 <file path=word/numbering.xml><?xml version="1.0" encoding="utf-8"?>
-<w:numbering xmlns:wpc="http://schemas.microsoft.com/office/word/2010/wordprocessingCanvas" xmlns:cx="http://schemas.microsoft.com/office/drawing/2014/chartex" xmlns:mc="http://schemas.openxmlformats.org/markup-compatibility/2006" xmlns:o="urn:schemas-microsoft-com:office:office" xmlns:r="http://schemas.openxmlformats.org/officeDocument/2006/relationships" xmlns:m="http://schemas.openxmlformats.org/officeDocument/2006/math" xmlns:v="urn:schemas-microsoft-com:vml" xmlns:wp14="http://schemas.microsoft.com/office/word/2010/wordprocessingDrawing" xmlns:wp="http://schemas.openxmlformats.org/drawingml/2006/wordprocessingDrawing" xmlns:w10="urn:schemas-microsoft-com:office:word" xmlns:w="http://schemas.openxmlformats.org/wordprocessingml/2006/main" xmlns:w14="http://schemas.microsoft.com/office/word/2010/wordml" xmlns:w15="http://schemas.microsoft.com/office/word/2012/wordml" xmlns:w16se="http://schemas.microsoft.com/office/word/2015/wordml/symex" xmlns:wpg="http://schemas.microsoft.com/office/word/2010/wordprocessingGroup" xmlns:wpi="http://schemas.microsoft.com/office/word/2010/wordprocessingInk" xmlns:wne="http://schemas.microsoft.com/office/word/2006/wordml" xmlns:wps="http://schemas.microsoft.com/office/word/2010/wordprocessingShape" mc:Ignorable="w14 w15 w16se wp14">
+<w:numbering xmlns:wpc="http://schemas.microsoft.com/office/word/2010/wordprocessingCanvas" xmlns:cx="http://schemas.microsoft.com/office/drawing/2014/chartex" xmlns:cx1="http://schemas.microsoft.com/office/drawing/2015/9/8/chartex" xmlns:cx2="http://schemas.microsoft.com/office/drawing/2015/10/21/chartex" xmlns:cx3="http://schemas.microsoft.com/office/drawing/2016/5/9/chartex" xmlns:cx4="http://schemas.microsoft.com/office/drawing/2016/5/10/chartex" xmlns:cx5="http://schemas.microsoft.com/office/drawing/2016/5/11/chartex" xmlns:cx6="http://schemas.microsoft.com/office/drawing/2016/5/12/chartex" xmlns:cx7="http://schemas.microsoft.com/office/drawing/2016/5/13/chartex" xmlns:cx8="http://schemas.microsoft.com/office/drawing/2016/5/14/chartex" xmlns:mc="http://schemas.openxmlformats.org/markup-compatibility/2006" xmlns:aink="http://schemas.microsoft.com/office/drawing/2016/ink" xmlns:am3d="http://schemas.microsoft.com/office/drawing/2017/model3d" xmlns:o="urn:schemas-microsoft-com:office:office" xmlns:oel="http://schemas.microsoft.com/office/2019/extlst" xmlns:r="http://schemas.openxmlformats.org/officeDocument/2006/relationships" xmlns:m="http://schemas.openxmlformats.org/officeDocument/2006/math" xmlns:v="urn:schemas-microsoft-com:vml" xmlns:wp14="http://schemas.microsoft.com/office/word/2010/wordprocessingDrawing" xmlns:wp="http://schemas.openxmlformats.org/drawingml/2006/wordprocessingDrawing" xmlns:w10="urn:schemas-microsoft-com:office:word" xmlns:w="http://schemas.openxmlformats.org/wordprocessingml/2006/main" xmlns:w14="http://schemas.microsoft.com/office/word/2010/wordml" xmlns:w15="http://schemas.microsoft.com/office/word/2012/wordml" xmlns:w16cex="http://schemas.microsoft.com/office/word/2018/wordml/cex" xmlns:w16cid="http://schemas.microsoft.com/office/word/2016/wordml/cid" xmlns:w16="http://schemas.microsoft.com/office/word/2018/wordml" xmlns:w16sdtdh="http://schemas.microsoft.com/office/word/2020/wordml/sdtdatahash" xmlns:w16se="http://schemas.microsoft.com/office/word/2015/wordml/symex" xmlns:wpg="http://schemas.microsoft.com/office/word/2010/wordprocessingGroup" xmlns:wpi="http://schemas.microsoft.com/office/word/2010/wordprocessingInk" xmlns:wne="http://schemas.microsoft.com/office/word/2006/wordml" xmlns:wps="http://schemas.microsoft.com/office/word/2010/wordprocessingShape" mc:Ignorable="w14 w15 w16se w16cid w16 w16cex w16sdtdh wp14">
   <w:abstractNum w:abstractNumId="0" w15:restartNumberingAfterBreak="0">
     <w:nsid w:val="0DD0066F"/>
     <w:multiLevelType w:val="hybridMultilevel"/>
@@ -2464,29 +2545,29 @@
       </w:rPr>
     </w:lvl>
   </w:abstractNum>
-  <w:num w:numId="1">
+  <w:num w:numId="1" w16cid:durableId="986011662">
     <w:abstractNumId w:val="5"/>
   </w:num>
-  <w:num w:numId="2">
+  <w:num w:numId="2" w16cid:durableId="1175463684">
     <w:abstractNumId w:val="2"/>
   </w:num>
-  <w:num w:numId="3">
+  <w:num w:numId="3" w16cid:durableId="564027997">
     <w:abstractNumId w:val="0"/>
   </w:num>
-  <w:num w:numId="4">
+  <w:num w:numId="4" w16cid:durableId="703673719">
     <w:abstractNumId w:val="3"/>
   </w:num>
-  <w:num w:numId="5">
+  <w:num w:numId="5" w16cid:durableId="1551334110">
     <w:abstractNumId w:val="4"/>
   </w:num>
-  <w:num w:numId="6">
+  <w:num w:numId="6" w16cid:durableId="857156427">
     <w:abstractNumId w:val="1"/>
   </w:num>
 </w:numbering>
 </file>
 
 <file path=word/styles.xml><?xml version="1.0" encoding="utf-8"?>
-<w:styles xmlns:mc="http://schemas.openxmlformats.org/markup-compatibility/2006" xmlns:r="http://schemas.openxmlformats.org/officeDocument/2006/relationships" xmlns:w="http://schemas.openxmlformats.org/wordprocessingml/2006/main" xmlns:w14="http://schemas.microsoft.com/office/word/2010/wordml" xmlns:w15="http://schemas.microsoft.com/office/word/2012/wordml" xmlns:w16se="http://schemas.microsoft.com/office/word/2015/wordml/symex" mc:Ignorable="w14 w15 w16se">
+<w:styles xmlns:mc="http://schemas.openxmlformats.org/markup-compatibility/2006" xmlns:r="http://schemas.openxmlformats.org/officeDocument/2006/relationships" xmlns:w="http://schemas.openxmlformats.org/wordprocessingml/2006/main" xmlns:w14="http://schemas.microsoft.com/office/word/2010/wordml" xmlns:w15="http://schemas.microsoft.com/office/word/2012/wordml" xmlns:w16cex="http://schemas.microsoft.com/office/word/2018/wordml/cex" xmlns:w16cid="http://schemas.microsoft.com/office/word/2016/wordml/cid" xmlns:w16="http://schemas.microsoft.com/office/word/2018/wordml" xmlns:w16sdtdh="http://schemas.microsoft.com/office/word/2020/wordml/sdtdatahash" xmlns:w16se="http://schemas.microsoft.com/office/word/2015/wordml/symex" mc:Ignorable="w14 w15 w16se w16cid w16 w16cex w16sdtdh">
   <w:docDefaults>
     <w:rPrDefault>
       <w:rPr>
@@ -2496,7 +2577,7 @@
     </w:rPrDefault>
     <w:pPrDefault/>
   </w:docDefaults>
-  <w:latentStyles w:defLockedState="0" w:defUIPriority="0" w:defSemiHidden="0" w:defUnhideWhenUsed="0" w:defQFormat="0" w:count="371">
+  <w:latentStyles w:defLockedState="0" w:defUIPriority="0" w:defSemiHidden="0" w:defUnhideWhenUsed="0" w:defQFormat="0" w:count="376">
     <w:lsdException w:name="Normal" w:qFormat="1"/>
     <w:lsdException w:name="heading 1" w:qFormat="1"/>
     <w:lsdException w:name="heading 2" w:semiHidden="1" w:unhideWhenUsed="1" w:qFormat="1"/>
@@ -2858,6 +2939,11 @@
     <w:lsdException w:name="List Table 5 Dark Accent 6" w:uiPriority="50"/>
     <w:lsdException w:name="List Table 6 Colorful Accent 6" w:uiPriority="51"/>
     <w:lsdException w:name="List Table 7 Colorful Accent 6" w:uiPriority="52"/>
+    <w:lsdException w:name="Mention" w:semiHidden="1" w:uiPriority="99" w:unhideWhenUsed="1"/>
+    <w:lsdException w:name="Smart Hyperlink" w:semiHidden="1" w:uiPriority="99" w:unhideWhenUsed="1"/>
+    <w:lsdException w:name="Hashtag" w:semiHidden="1" w:uiPriority="99" w:unhideWhenUsed="1"/>
+    <w:lsdException w:name="Unresolved Mention" w:semiHidden="1" w:uiPriority="99" w:unhideWhenUsed="1"/>
+    <w:lsdException w:name="Smart Link" w:semiHidden="1" w:uiPriority="99" w:unhideWhenUsed="1"/>
   </w:latentStyles>
   <w:style w:type="paragraph" w:default="1" w:styleId="Normal">
     <w:name w:val="Normal"/>
